--- a/assets/ResumeRTS.docx
+++ b/assets/ResumeRTS.docx
@@ -40,47 +40,7 @@
           <w:sz w:val="18"/>
           <w:szCs w:val="18"/>
         </w:rPr>
-        <w:t xml:space="preserve">Email: me@seb-ar.net </w:t>
-      </w:r>
-      <w:r>
-        <w:rPr>
-          <w:rFonts w:ascii="Neue Haas Grotesk Text Pro" w:hAnsi="Neue Haas Grotesk Text Pro"/>
-          <w:sz w:val="18"/>
-          <w:szCs w:val="18"/>
-        </w:rPr>
-        <w:t>|</w:t>
-      </w:r>
-      <w:r>
-        <w:rPr>
-          <w:rFonts w:ascii="Neue Haas Grotesk Text Pro" w:hAnsi="Neue Haas Grotesk Text Pro"/>
-          <w:sz w:val="18"/>
-          <w:szCs w:val="18"/>
-        </w:rPr>
-        <w:t xml:space="preserve"> Website: </w:t>
-      </w:r>
-      <w:r>
-        <w:rPr>
-          <w:rFonts w:ascii="Neue Haas Grotesk Text Pro" w:hAnsi="Neue Haas Grotesk Text Pro"/>
-          <w:sz w:val="18"/>
-          <w:szCs w:val="18"/>
-        </w:rPr>
-        <w:t>seb-ar.net</w:t>
-      </w:r>
-      <w:r>
-        <w:rPr>
-          <w:rFonts w:ascii="Neue Haas Grotesk Text Pro" w:hAnsi="Neue Haas Grotesk Text Pro"/>
-          <w:sz w:val="18"/>
-          <w:szCs w:val="18"/>
-        </w:rPr>
-        <w:t xml:space="preserve"> | </w:t>
-      </w:r>
-      <w:r>
-        <w:rPr>
-          <w:rFonts w:ascii="Neue Haas Grotesk Text Pro" w:hAnsi="Neue Haas Grotesk Text Pro"/>
-          <w:sz w:val="18"/>
-          <w:szCs w:val="18"/>
-        </w:rPr>
-        <w:t>Please email for phone number</w:t>
+        <w:t>Email: me@seb-ar.net | Website: seb-ar.net | Please email for phone number</w:t>
       </w:r>
     </w:p>
     <w:p>
@@ -237,13 +197,13 @@
     </w:p>
     <w:p>
       <w:pPr>
-        <w:pStyle w:val="Heading3"/>
+        <w:pStyle w:val="Heading2"/>
       </w:pPr>
       <w:r>
         <w:rPr>
           <w:rFonts w:ascii="Neue Haas Grotesk Text Pro" w:hAnsi="Neue Haas Grotesk Text Pro"/>
         </w:rPr>
-        <w:t xml:space="preserve">Graduate Assistant in Teaching </w:t>
+        <w:t>Graduate Assistant in Teaching</w:t>
       </w:r>
       <w:r>
         <w:rPr>
@@ -256,7 +216,28 @@
           <w:rStyle w:val="Strong"/>
           <w:rFonts w:ascii="Neue Haas Grotesk Text Pro" w:hAnsi="Neue Haas Grotesk Text Pro"/>
         </w:rPr>
-        <w:t>2022-2023</w:t>
+        <w:t xml:space="preserve">  20</w:t>
+      </w:r>
+      <w:r>
+        <w:rPr>
+          <w:rStyle w:val="Strong"/>
+          <w:rFonts w:ascii="Neue Haas Grotesk Text Pro" w:hAnsi="Neue Haas Grotesk Text Pro"/>
+        </w:rPr>
+        <w:t>22</w:t>
+      </w:r>
+      <w:r>
+        <w:rPr>
+          <w:rStyle w:val="Strong"/>
+          <w:rFonts w:ascii="Neue Haas Grotesk Text Pro" w:hAnsi="Neue Haas Grotesk Text Pro"/>
+        </w:rPr>
+        <w:t xml:space="preserve"> – </w:t>
+      </w:r>
+      <w:r>
+        <w:rPr>
+          <w:rStyle w:val="Strong"/>
+          <w:rFonts w:ascii="Neue Haas Grotesk Text Pro" w:hAnsi="Neue Haas Grotesk Text Pro"/>
+        </w:rPr>
+        <w:t>2023</w:t>
       </w:r>
     </w:p>
     <w:p>
@@ -350,21 +331,7 @@
           <w:rStyle w:val="Strong"/>
           <w:rFonts w:ascii="Neue Haas Grotesk Text Pro" w:hAnsi="Neue Haas Grotesk Text Pro"/>
         </w:rPr>
-        <w:t xml:space="preserve">  202</w:t>
-      </w:r>
-      <w:r>
-        <w:rPr>
-          <w:rStyle w:val="Strong"/>
-          <w:rFonts w:ascii="Neue Haas Grotesk Text Pro" w:hAnsi="Neue Haas Grotesk Text Pro"/>
-        </w:rPr>
-        <w:t>0</w:t>
-      </w:r>
-      <w:r>
-        <w:rPr>
-          <w:rStyle w:val="Strong"/>
-          <w:rFonts w:ascii="Neue Haas Grotesk Text Pro" w:hAnsi="Neue Haas Grotesk Text Pro"/>
-        </w:rPr>
-        <w:t xml:space="preserve"> – Ongoing</w:t>
+        <w:t xml:space="preserve">  2020 – Ongoing</w:t>
       </w:r>
     </w:p>
     <w:p>
@@ -392,13 +359,7 @@
         <w:rPr>
           <w:rFonts w:ascii="Neue Haas Grotesk Text Pro" w:hAnsi="Neue Haas Grotesk Text Pro"/>
         </w:rPr>
-        <w:t xml:space="preserve">Managed </w:t>
-      </w:r>
-      <w:r>
-        <w:rPr>
-          <w:rFonts w:ascii="Neue Haas Grotesk Text Pro" w:hAnsi="Neue Haas Grotesk Text Pro"/>
-        </w:rPr>
-        <w:t xml:space="preserve">Collaborated in a professional environment to develop solutions for class assignments. Developed databases utilizing MySQL and MS SQL, created web applications using Tomcat/AMPPS, and applied Python for machine learning. </w:t>
+        <w:t xml:space="preserve">Managed Collaborated in a professional environment to develop solutions for class assignments. Developed databases utilizing MySQL and MS SQL, created web applications using Tomcat/AMPPS, and applied Python for machine learning. </w:t>
       </w:r>
     </w:p>
     <w:p>
@@ -26856,7 +26817,7 @@
     <w:charset w:val="00"/>
     <w:family w:val="swiss"/>
     <w:pitch w:val="variable"/>
-    <w:sig w:usb0="E4002EFF" w:usb1="C200247B" w:usb2="00000009" w:usb3="00000000" w:csb0="000001FF" w:csb1="00000000"/>
+    <w:sig w:usb0="E4002EFF" w:usb1="C000247B" w:usb2="00000009" w:usb3="00000000" w:csb0="000001FF" w:csb1="00000000"/>
   </w:font>
   <w:font w:name="Century Gothic">
     <w:panose1 w:val="020B0502020202020204"/>
@@ -26888,9 +26849,11 @@
   </w:font>
   <w:font w:name="Liberation Sans">
     <w:altName w:val="Arial"/>
+    <w:panose1 w:val="020B0604020202020204"/>
     <w:charset w:val="00"/>
     <w:family w:val="swiss"/>
     <w:pitch w:val="variable"/>
+    <w:sig w:usb0="E0000AFF" w:usb1="500078FF" w:usb2="00000021" w:usb3="00000000" w:csb0="000001BF" w:csb1="00000000"/>
   </w:font>
   <w:font w:name="Microsoft YaHei">
     <w:panose1 w:val="020B0503020204020204"/>
@@ -26900,13 +26863,14 @@
     <w:sig w:usb0="80000287" w:usb1="2ACF3C50" w:usb2="00000016" w:usb3="00000000" w:csb0="0004001F" w:csb1="00000000"/>
   </w:font>
   <w:font w:name="Mangal">
-    <w:panose1 w:val="00000400000000000000"/>
+    <w:panose1 w:val="02040503050203030202"/>
     <w:charset w:val="00"/>
     <w:family w:val="roman"/>
     <w:pitch w:val="variable"/>
     <w:sig w:usb0="00008003" w:usb1="00000000" w:usb2="00000000" w:usb3="00000000" w:csb0="00000001" w:csb1="00000000"/>
   </w:font>
   <w:font w:name="Neue Haas Grotesk Text Pro">
+    <w:panose1 w:val="020B0504020202020204"/>
     <w:charset w:val="00"/>
     <w:family w:val="swiss"/>
     <w:pitch w:val="variable"/>
@@ -26953,6 +26917,7 @@
     <w:rsid w:val="004268B7"/>
     <w:rsid w:val="0046372B"/>
     <w:rsid w:val="00497CF2"/>
+    <w:rsid w:val="00500A4B"/>
     <w:rsid w:val="00557289"/>
     <w:rsid w:val="00581A22"/>
     <w:rsid w:val="00667B21"/>
@@ -26970,6 +26935,7 @@
     <w:rsid w:val="00B73A62"/>
     <w:rsid w:val="00BE4E7B"/>
     <w:rsid w:val="00CB72EB"/>
+    <w:rsid w:val="00D61394"/>
     <w:rsid w:val="00DE372D"/>
     <w:rsid w:val="00E17B01"/>
     <w:rsid w:val="00E356D9"/>
